--- a/README.docx
+++ b/README.docx
@@ -20,7 +20,7 @@
     </w:p>
     <w:p>
       <w:r>
-        <w:t>Builds a highly available AWS infrastructure from Terraform for a PHP web application communicating with a database.</w:t>
+        <w:t>Construit une infrastructure AWS hautement disponible avec Terraform pour une application web PHP communiquant avec une base de données.</w:t>
       </w:r>
     </w:p>
     <w:p>
@@ -30,7 +30,7 @@
       <w:r>
         <w:drawing>
           <wp:inline xmlns:a="http://schemas.openxmlformats.org/drawingml/2006/main" xmlns:pic="http://schemas.openxmlformats.org/drawingml/2006/picture">
-            <wp:extent cx="5943600" cy="4438628"/>
+            <wp:extent cx="5669280" cy="4233768"/>
             <wp:docPr id="1" name="Picture 1"/>
             <wp:cNvGraphicFramePr>
               <a:graphicFrameLocks noChangeAspect="1"/>
@@ -51,7 +51,7 @@
                   <pic:spPr>
                     <a:xfrm>
                       <a:off x="0" y="0"/>
-                      <a:ext cx="5943600" cy="4438628"/>
+                      <a:ext cx="5669280" cy="4233768"/>
                     </a:xfrm>
                     <a:prstGeom prst="rect"/>
                   </pic:spPr>
@@ -67,7 +67,10 @@
         <w:jc w:val="center"/>
       </w:pPr>
       <w:r>
-        <w:t>infrastructure schema</w:t>
+        <w:rPr>
+          <w:i/>
+        </w:rPr>
+        <w:t>Schéma d'infrastructure</w:t>
       </w:r>
     </w:p>
     <w:p>
@@ -98,7 +101,7 @@
               <w:rPr>
                 <w:b/>
               </w:rPr>
-              <w:t>name</w:t>
+              <w:t>Nom</w:t>
             </w:r>
           </w:p>
         </w:tc>
@@ -111,7 +114,7 @@
               <w:rPr>
                 <w:b/>
               </w:rPr>
-              <w:t>usage</w:t>
+              <w:t>Usage</w:t>
             </w:r>
           </w:p>
         </w:tc>
@@ -133,7 +136,7 @@
           </w:tcPr>
           <w:p>
             <w:r>
-              <w:t>Creates the VPC, public subnets, private subnets, internet access, routing, and security groups</w:t>
+              <w:t>Crée le VPC, les sous-réseaux publics et privés, l'accès Internet, le routage et les groupes de sécurité</w:t>
             </w:r>
           </w:p>
         </w:tc>
@@ -155,7 +158,7 @@
           </w:tcPr>
           <w:p>
             <w:r>
-              <w:t>Creates the S3 bucket and uploads the PHP application sources</w:t>
+              <w:t>Crée le bucket S3 et téléverse les sources de l'application PHP</w:t>
             </w:r>
           </w:p>
         </w:tc>
@@ -177,7 +180,7 @@
           </w:tcPr>
           <w:p>
             <w:r>
-              <w:t>Creates an EC2 IAM role and instance profile with access to the app bucket and AWS Secrets Manager</w:t>
+              <w:t>Crée un rôle IAM EC2 et un profil d'instance avec accès au bucket de l'application et à AWS Secrets Manager</w:t>
             </w:r>
           </w:p>
         </w:tc>
@@ -199,7 +202,7 @@
           </w:tcPr>
           <w:p>
             <w:r>
-              <w:t>Creates the MariaDB database and DB subnet group</w:t>
+              <w:t>Crée la base de données MariaDB et le groupe de sous-réseaux DB</w:t>
             </w:r>
           </w:p>
         </w:tc>
@@ -221,7 +224,7 @@
           </w:tcPr>
           <w:p>
             <w:r>
-              <w:t>Creates the application load balancer, target group, launch template, key pair, and auto scaling group</w:t>
+              <w:t>Crée l'Application Load Balancer, le target group, le launch template, la paire de clés et l'Auto Scaling Group</w:t>
             </w:r>
           </w:p>
         </w:tc>
@@ -243,7 +246,7 @@
           </w:tcPr>
           <w:p>
             <w:r>
-              <w:t>Creates the scale-up and scale-down policies, CPU alarms, and optional SNS email notifications</w:t>
+              <w:t>Crée les politiques de scale-up et scale-down, les alarmes CPU et les notifications SNS par e-mail en option</w:t>
             </w:r>
           </w:p>
         </w:tc>
@@ -265,7 +268,7 @@
           </w:tcPr>
           <w:p>
             <w:r>
-              <w:t>Stores the database connection information used by EC2 at boot time</w:t>
+              <w:t>Stocke les informations de connexion à la base utilisées par EC2 au démarrage</w:t>
             </w:r>
           </w:p>
         </w:tc>
@@ -282,7 +285,7 @@
     </w:p>
     <w:p>
       <w:r>
-        <w:t xml:space="preserve">Auto Scaling alarm notifications can be enabled by setting </w:t>
+        <w:t xml:space="preserve">Les notifications des alarmes d'Auto Scaling peuvent être activées en définissant </w:t>
       </w:r>
       <w:r>
         <w:rPr>
@@ -291,7 +294,7 @@
         <w:t>sns_email</w:t>
       </w:r>
       <w:r>
-        <w:t xml:space="preserve"> in </w:t>
+        <w:t xml:space="preserve"> dans </w:t>
       </w:r>
       <w:r>
         <w:rPr>
@@ -305,7 +308,7 @@
     </w:p>
     <w:p>
       <w:r>
-        <w:t xml:space="preserve">After </w:t>
+        <w:t xml:space="preserve">Après </w:t>
       </w:r>
       <w:r>
         <w:rPr>
@@ -314,7 +317,7 @@
         <w:t>terraform apply</w:t>
       </w:r>
       <w:r>
-        <w:t>, AWS SNS sends a confirmation email to that address. Notifications only start after the subscription is confirmed from that email.</w:t>
+        <w:t>, AWS SNS envoie un e-mail de confirmation à cette adresse. Les notifications commencent uniquement après validation de l'abonnement depuis cet e-mail.</w:t>
       </w:r>
     </w:p>
     <w:p>
@@ -322,7 +325,177 @@
         <w:pStyle w:val="Heading1"/>
       </w:pPr>
       <w:r>
-        <w:t>Service Choices</w:t>
+        <w:t>Dépôt GitHub</w:t>
+      </w:r>
+    </w:p>
+    <w:p>
+      <w:r>
+        <w:t xml:space="preserve">Lien du dépôt du projet : </w:t>
+      </w:r>
+      <w:hyperlink r:id="rId10">
+        <w:r>
+          <w:rPr>
+            <w:color w:val="0563C1"/>
+            <w:u w:val="single"/>
+          </w:rPr>
+          <w:t>Terraform-AWS</w:t>
+        </w:r>
+      </w:hyperlink>
+    </w:p>
+    <w:p>
+      <w:pPr>
+        <w:pStyle w:val="Heading1"/>
+      </w:pPr>
+      <w:r>
+        <w:t>Captures d'écran</w:t>
+      </w:r>
+    </w:p>
+    <w:p>
+      <w:pPr>
+        <w:pStyle w:val="Heading2"/>
+      </w:pPr>
+      <w:r>
+        <w:t>Exemple de notification par e-mail</w:t>
+      </w:r>
+    </w:p>
+    <w:p>
+      <w:r>
+        <w:t>La capture ci-dessous présente un exemple de notification reçue par e-mail après le déclenchement d'une alarme associée à l'Auto Scaling Group.</w:t>
+      </w:r>
+    </w:p>
+    <w:p>
+      <w:pPr>
+        <w:jc w:val="center"/>
+      </w:pPr>
+      <w:r>
+        <w:drawing>
+          <wp:inline xmlns:a="http://schemas.openxmlformats.org/drawingml/2006/main" xmlns:pic="http://schemas.openxmlformats.org/drawingml/2006/picture">
+            <wp:extent cx="4572000" cy="2302669"/>
+            <wp:docPr id="2" name="Picture 2"/>
+            <wp:cNvGraphicFramePr>
+              <a:graphicFrameLocks noChangeAspect="1"/>
+            </wp:cNvGraphicFramePr>
+            <a:graphic>
+              <a:graphicData uri="http://schemas.openxmlformats.org/drawingml/2006/picture">
+                <pic:pic>
+                  <pic:nvPicPr>
+                    <pic:cNvPr id="0" name="notif.png"/>
+                    <pic:cNvPicPr/>
+                  </pic:nvPicPr>
+                  <pic:blipFill>
+                    <a:blip r:embed="rId11"/>
+                    <a:stretch>
+                      <a:fillRect/>
+                    </a:stretch>
+                  </pic:blipFill>
+                  <pic:spPr>
+                    <a:xfrm>
+                      <a:off x="0" y="0"/>
+                      <a:ext cx="4572000" cy="2302669"/>
+                    </a:xfrm>
+                    <a:prstGeom prst="rect"/>
+                  </pic:spPr>
+                </pic:pic>
+              </a:graphicData>
+            </a:graphic>
+          </wp:inline>
+        </w:drawing>
+      </w:r>
+    </w:p>
+    <w:p>
+      <w:pPr>
+        <w:jc w:val="center"/>
+      </w:pPr>
+      <w:r>
+        <w:rPr>
+          <w:i/>
+        </w:rPr>
+        <w:t>Exemple de notification SNS</w:t>
+      </w:r>
+    </w:p>
+    <w:p>
+      <w:pPr>
+        <w:pStyle w:val="Heading2"/>
+      </w:pPr>
+      <w:r>
+        <w:t>Exemple du site web</w:t>
+      </w:r>
+    </w:p>
+    <w:p>
+      <w:r>
+        <w:t>La capture ci-dessous montre l'ajout d'articles sur le site déployé derrière l'Application Load Balancer.</w:t>
+      </w:r>
+    </w:p>
+    <w:p>
+      <w:r>
+        <w:t xml:space="preserve">URL du site : </w:t>
+      </w:r>
+      <w:hyperlink r:id="rId12">
+        <w:r>
+          <w:rPr>
+            <w:color w:val="0563C1"/>
+            <w:u w:val="single"/>
+          </w:rPr>
+          <w:t>http://terraform-aws-alb-542257449.us-east-1.elb.amazonaws.com</w:t>
+        </w:r>
+      </w:hyperlink>
+    </w:p>
+    <w:p>
+      <w:pPr>
+        <w:jc w:val="center"/>
+      </w:pPr>
+      <w:r>
+        <w:drawing>
+          <wp:inline xmlns:a="http://schemas.openxmlformats.org/drawingml/2006/main" xmlns:pic="http://schemas.openxmlformats.org/drawingml/2006/picture">
+            <wp:extent cx="5669280" cy="2878931"/>
+            <wp:docPr id="3" name="Picture 3"/>
+            <wp:cNvGraphicFramePr>
+              <a:graphicFrameLocks noChangeAspect="1"/>
+            </wp:cNvGraphicFramePr>
+            <a:graphic>
+              <a:graphicData uri="http://schemas.openxmlformats.org/drawingml/2006/picture">
+                <pic:pic>
+                  <pic:nvPicPr>
+                    <pic:cNvPr id="0" name="site.png"/>
+                    <pic:cNvPicPr/>
+                  </pic:nvPicPr>
+                  <pic:blipFill>
+                    <a:blip r:embed="rId13"/>
+                    <a:stretch>
+                      <a:fillRect/>
+                    </a:stretch>
+                  </pic:blipFill>
+                  <pic:spPr>
+                    <a:xfrm>
+                      <a:off x="0" y="0"/>
+                      <a:ext cx="5669280" cy="2878931"/>
+                    </a:xfrm>
+                    <a:prstGeom prst="rect"/>
+                  </pic:spPr>
+                </pic:pic>
+              </a:graphicData>
+            </a:graphic>
+          </wp:inline>
+        </w:drawing>
+      </w:r>
+    </w:p>
+    <w:p>
+      <w:pPr>
+        <w:jc w:val="center"/>
+      </w:pPr>
+      <w:r>
+        <w:rPr>
+          <w:i/>
+        </w:rPr>
+        <w:t>Exemple du site web</w:t>
+      </w:r>
+    </w:p>
+    <w:p>
+      <w:pPr>
+        <w:pStyle w:val="Heading1"/>
+      </w:pPr>
+      <w:r>
+        <w:t>Choix des services</w:t>
       </w:r>
     </w:p>
     <w:p>
@@ -1732,7 +1905,7 @@
         <w:t>Alertes</w:t>
       </w:r>
       <w:r>
-        <w:t xml:space="preserve"> : Notifications possibles via SNS (non implémenté ici).</w:t>
+        <w:t xml:space="preserve"> : Notifications par e-mail via SNS lorsque les alarmes CloudWatch liées aux politiques d'Auto Scaling sont déclenchées.</w:t>
       </w:r>
     </w:p>
     <w:p>
